--- a/rus/docx/008.content.docx
+++ b/rus/docx/008.content.docx
@@ -150,26 +150,6 @@
           <w:lang w:val="ru_RU" w:bidi="ru_RU"/>
         </w:rPr>
         <w:t>И</w:t>
-      </w:r>
-      <w:r>
-        <w:rPr>
-          <w:lang w:val="ru_RU" w:bidi="ru_RU"/>
-        </w:rPr>
-      </w:r>
-    </w:p>
-    <w:p>
-      <w:pPr/>
-      <w:r>
-        <w:rPr>
-          <w:lang w:val="ru_RU" w:bidi="ru_RU"/>
-        </w:rPr>
-      </w:r>
-      <w:r>
-        <w:rPr>
-          <w:i/>
-          <w:lang w:val="ru_RU" w:bidi="ru_RU"/>
-        </w:rPr>
-        <w:t>Избирать, Избрание</w:t>
       </w:r>
       <w:r>
         <w:rPr>

--- a/rus/docx/008.content.docx
+++ b/rus/docx/008.content.docx
@@ -19,7 +19,7 @@
         <w:rPr>
           <w:lang w:val="ru_RU" w:bidi="ru_RU"/>
         </w:rPr>
-        <w:t>Resource: Библейский словарь (Тиндейл)</w:t>
+        <w:t>Resource: Tyndale Open Bible Dictionary</w:t>
       </w:r>
       <w:r>
         <w:rPr>
@@ -112,7 +112,7 @@
         <w:rPr>
           <w:lang w:val="ru_RU" w:bidi="ru_RU"/>
         </w:rPr>
-        <w:t>Библейский словарь (Тиндейл)</w:t>
+        <w:t>Tyndale Open Bible Dictionary</w:t>
       </w:r>
     </w:p>
     <w:p>

--- a/rus/docx/008.content.docx
+++ b/rus/docx/008.content.docx
@@ -19,7 +19,7 @@
         <w:rPr>
           <w:lang w:val="ru_RU" w:bidi="ru_RU"/>
         </w:rPr>
-        <w:t>Resource: Tyndale Open Bible Dictionary</w:t>
+        <w:t>Resource: Aquifer Open Bible Dictionary</w:t>
       </w:r>
       <w:r>
         <w:rPr>
@@ -112,7 +112,7 @@
         <w:rPr>
           <w:lang w:val="ru_RU" w:bidi="ru_RU"/>
         </w:rPr>
-        <w:t>Tyndale Open Bible Dictionary</w:t>
+        <w:t>Aquifer Open Bible Dictionary</w:t>
       </w:r>
     </w:p>
     <w:p>

--- a/rus/docx/008.content.docx
+++ b/rus/docx/008.content.docx
@@ -247,72 +247,48 @@
         </w:rPr>
         <w:t xml:space="preserve">Когда глагол «избирать» используется в Библии в богословском значении, обычно это действие совершает Бог. В Ветхом Завете это слово используется, когда речь идёт об избрании Богом Израиля как Своего народа (ср. </w:t>
       </w:r>
-      <w:hyperlink r:id="rId13">
-        <w:r>
-          <w:rPr>
-            <w:lang w:val="ru_RU" w:bidi="ru_RU"/>
-          </w:rPr>
-          <w:rPr>
-            <w:color w:val="0000EE"/>
-            <w:u w:val="single"/>
-          </w:rPr>
-          <w:t>Деян.13:17</w:t>
-        </w:r>
-      </w:hyperlink>
+      <w:r>
+        <w:rPr>
+          <w:lang w:val="ru_RU" w:bidi="ru_RU"/>
+        </w:rPr>
+        <w:t>Деян.13:17</w:t>
+      </w:r>
       <w:r>
         <w:rPr>
           <w:lang w:val="ru_RU" w:bidi="ru_RU"/>
         </w:rPr>
         <w:t>). Израиль стал народом Божьим не потому, что люди решили принадлежать Богу, а потому, что это Бог выбрал их. Этот выбор Бог сделал не на основании каких-то добродетелей, проявленных народом, а на основании обещания, которое Он дал их праотцу Аврааму (</w:t>
       </w:r>
-      <w:hyperlink r:id="rId14">
-        <w:r>
-          <w:rPr>
-            <w:lang w:val="ru_RU" w:bidi="ru_RU"/>
-          </w:rPr>
-          <w:rPr>
-            <w:color w:val="0000EE"/>
-            <w:u w:val="single"/>
-          </w:rPr>
-          <w:t>Втор.7:7–8</w:t>
-        </w:r>
-      </w:hyperlink>
+      <w:r>
+        <w:rPr>
+          <w:lang w:val="ru_RU" w:bidi="ru_RU"/>
+        </w:rPr>
+        <w:t>Втор.7:7–8</w:t>
+      </w:r>
       <w:r>
         <w:rPr>
           <w:lang w:val="ru_RU" w:bidi="ru_RU"/>
         </w:rPr>
         <w:t>). Бог также избрал царей для Своего народа ̶ Саула и Давида (</w:t>
       </w:r>
-      <w:hyperlink r:id="rId15">
-        <w:r>
-          <w:rPr>
-            <w:lang w:val="ru_RU" w:bidi="ru_RU"/>
-          </w:rPr>
-          <w:rPr>
-            <w:color w:val="0000EE"/>
-            <w:u w:val="single"/>
-          </w:rPr>
-          <w:t>1Цар.10:24</w:t>
-        </w:r>
-      </w:hyperlink>
+      <w:r>
+        <w:rPr>
+          <w:lang w:val="ru_RU" w:bidi="ru_RU"/>
+        </w:rPr>
+        <w:t>1Цар.10:24</w:t>
+      </w:r>
       <w:r>
         <w:rPr>
           <w:lang w:val="ru_RU" w:bidi="ru_RU"/>
         </w:rPr>
         <w:t xml:space="preserve">; </w:t>
       </w:r>
-      <w:hyperlink r:id="rId16">
-        <w:r>
-          <w:rPr>
-            <w:lang w:val="ru_RU" w:bidi="ru_RU"/>
-          </w:rPr>
-          <w:rPr>
-            <w:color w:val="0000EE"/>
-            <w:u w:val="single"/>
-          </w:rPr>
-          <w:t>2Цар.6:21</w:t>
-        </w:r>
-      </w:hyperlink>
+      <w:r>
+        <w:rPr>
+          <w:lang w:val="ru_RU" w:bidi="ru_RU"/>
+        </w:rPr>
+        <w:t>2Цар.6:21</w:t>
+      </w:r>
       <w:r>
         <w:rPr>
           <w:lang w:val="ru_RU" w:bidi="ru_RU"/>
@@ -333,72 +309,48 @@
         </w:rPr>
         <w:t>Эти же идеи можно увидеть и в Новом Завете. Божий народ описывается как «Его избранные» или «те, которых Он избрал». Именно эти слова употребил Иисус, говоря о грядущих временах, когда Сын Человеческий придёт и соберёт Божий народ (</w:t>
       </w:r>
-      <w:hyperlink r:id="rId17">
-        <w:r>
-          <w:rPr>
-            <w:lang w:val="ru_RU" w:bidi="ru_RU"/>
-          </w:rPr>
-          <w:rPr>
-            <w:color w:val="0000EE"/>
-            <w:u w:val="single"/>
-          </w:rPr>
-          <w:t>Мк.13:20, 27</w:t>
-        </w:r>
-      </w:hyperlink>
+      <w:r>
+        <w:rPr>
+          <w:lang w:val="ru_RU" w:bidi="ru_RU"/>
+        </w:rPr>
+        <w:t>Мк.13:20, 27</w:t>
+      </w:r>
       <w:r>
         <w:rPr>
           <w:lang w:val="ru_RU" w:bidi="ru_RU"/>
         </w:rPr>
         <w:t>). Иисус оправдает их, потому что они терпеливо переносили страдания, пока ждали Его возвращения (</w:t>
       </w:r>
-      <w:hyperlink r:id="rId18">
-        <w:r>
-          <w:rPr>
-            <w:lang w:val="ru_RU" w:bidi="ru_RU"/>
-          </w:rPr>
-          <w:rPr>
-            <w:color w:val="0000EE"/>
-            <w:u w:val="single"/>
-          </w:rPr>
-          <w:t>Лк.18:7</w:t>
-        </w:r>
-      </w:hyperlink>
+      <w:r>
+        <w:rPr>
+          <w:lang w:val="ru_RU" w:bidi="ru_RU"/>
+        </w:rPr>
+        <w:t>Лк.18:7</w:t>
+      </w:r>
       <w:r>
         <w:rPr>
           <w:lang w:val="ru_RU" w:bidi="ru_RU"/>
         </w:rPr>
         <w:t xml:space="preserve">). В </w:t>
       </w:r>
-      <w:hyperlink r:id="rId19">
-        <w:r>
-          <w:rPr>
-            <w:lang w:val="ru_RU" w:bidi="ru_RU"/>
-          </w:rPr>
-          <w:rPr>
-            <w:color w:val="0000EE"/>
-            <w:u w:val="single"/>
-          </w:rPr>
-          <w:t>1Пет.2:9</w:t>
-        </w:r>
-      </w:hyperlink>
+      <w:r>
+        <w:rPr>
+          <w:lang w:val="ru_RU" w:bidi="ru_RU"/>
+        </w:rPr>
+        <w:t>1Пет.2:9</w:t>
+      </w:r>
       <w:r>
         <w:rPr>
           <w:lang w:val="ru_RU" w:bidi="ru_RU"/>
         </w:rPr>
         <w:t xml:space="preserve"> Божий народ назван «родом избранным». Это выражение изначально использовалось в отношении народа Израиля (</w:t>
       </w:r>
-      <w:hyperlink r:id="rId20">
-        <w:r>
-          <w:rPr>
-            <w:lang w:val="ru_RU" w:bidi="ru_RU"/>
-          </w:rPr>
-          <w:rPr>
-            <w:color w:val="0000EE"/>
-            <w:u w:val="single"/>
-          </w:rPr>
-          <w:t>Ис.43:20</w:t>
-        </w:r>
-      </w:hyperlink>
+      <w:r>
+        <w:rPr>
+          <w:lang w:val="ru_RU" w:bidi="ru_RU"/>
+        </w:rPr>
+        <w:t>Ис.43:20</w:t>
+      </w:r>
       <w:r>
         <w:rPr>
           <w:lang w:val="ru_RU" w:bidi="ru_RU"/>
@@ -419,36 +371,24 @@
         </w:rPr>
         <w:t xml:space="preserve">В </w:t>
       </w:r>
-      <w:hyperlink r:id="rId21">
-        <w:r>
-          <w:rPr>
-            <w:lang w:val="ru_RU" w:bidi="ru_RU"/>
-          </w:rPr>
-          <w:rPr>
-            <w:color w:val="0000EE"/>
-            <w:u w:val="single"/>
-          </w:rPr>
-          <w:t>Рим.9 ̶ 11</w:t>
-        </w:r>
-      </w:hyperlink>
+      <w:r>
+        <w:rPr>
+          <w:lang w:val="ru_RU" w:bidi="ru_RU"/>
+        </w:rPr>
+        <w:t>Рим.9 ̶ 11</w:t>
+      </w:r>
       <w:r>
         <w:rPr>
           <w:lang w:val="ru_RU" w:bidi="ru_RU"/>
         </w:rPr>
         <w:t xml:space="preserve"> Павел обсуждает проблему того, почему Израиль как народ отверг Евангелие, в то время как язычники приняли его. Апостол говорит, что и в настоящее время «остаток» Израиля сохранился, потому что Бог выбрал этих людей по Своей милости. Этот остаток ̶ «избранные». Эти избранные получат то, что изначально предназначалось для всего Израиля, хотя большая часть народа не смогла этого получить, потому что «ожесточилась» из-за греха (</w:t>
       </w:r>
-      <w:hyperlink r:id="rId22">
-        <w:r>
-          <w:rPr>
-            <w:lang w:val="ru_RU" w:bidi="ru_RU"/>
-          </w:rPr>
-          <w:rPr>
-            <w:color w:val="0000EE"/>
-            <w:u w:val="single"/>
-          </w:rPr>
-          <w:t>Рим.11:5–7</w:t>
-        </w:r>
-      </w:hyperlink>
+      <w:r>
+        <w:rPr>
+          <w:lang w:val="ru_RU" w:bidi="ru_RU"/>
+        </w:rPr>
+        <w:t>Рим.11:5–7</w:t>
+      </w:r>
       <w:r>
         <w:rPr>
           <w:lang w:val="ru_RU" w:bidi="ru_RU"/>
@@ -469,18 +409,12 @@
         </w:rPr>
         <w:t>И всё же Бог не отменил избрание Израиля. Большинство евреев отвергло Евангелие, чтобы язычники смогли прийти к Богу и наследовать Божьи благословения вместо них; однако Бог по-прежнему любит евреев, и Он не отвергнет Своего первоначального их призвания (</w:t>
       </w:r>
-      <w:hyperlink r:id="rId23">
-        <w:r>
-          <w:rPr>
-            <w:lang w:val="ru_RU" w:bidi="ru_RU"/>
-          </w:rPr>
-          <w:rPr>
-            <w:color w:val="0000EE"/>
-            <w:u w:val="single"/>
-          </w:rPr>
-          <w:t>Рим.11:28</w:t>
-        </w:r>
-      </w:hyperlink>
+      <w:r>
+        <w:rPr>
+          <w:lang w:val="ru_RU" w:bidi="ru_RU"/>
+        </w:rPr>
+        <w:t>Рим.11:28</w:t>
+      </w:r>
       <w:r>
         <w:rPr>
           <w:lang w:val="ru_RU" w:bidi="ru_RU"/>
@@ -501,180 +435,120 @@
         </w:rPr>
         <w:t>Слово «избранные» (множественное число) обычно употребляется по отношению или к членам Божьего народа как единого целого, или по отношению к конкретной поместной церкви (</w:t>
       </w:r>
-      <w:hyperlink r:id="rId24">
-        <w:r>
-          <w:rPr>
-            <w:lang w:val="ru_RU" w:bidi="ru_RU"/>
-          </w:rPr>
-          <w:rPr>
-            <w:color w:val="0000EE"/>
-            <w:u w:val="single"/>
-          </w:rPr>
-          <w:t>Рим.8:33</w:t>
-        </w:r>
-      </w:hyperlink>
+      <w:r>
+        <w:rPr>
+          <w:lang w:val="ru_RU" w:bidi="ru_RU"/>
+        </w:rPr>
+        <w:t>Рим.8:33</w:t>
+      </w:r>
       <w:r>
         <w:rPr>
           <w:lang w:val="ru_RU" w:bidi="ru_RU"/>
         </w:rPr>
         <w:t xml:space="preserve">; </w:t>
       </w:r>
-      <w:hyperlink r:id="rId25">
-        <w:r>
-          <w:rPr>
-            <w:lang w:val="ru_RU" w:bidi="ru_RU"/>
-          </w:rPr>
-          <w:rPr>
-            <w:color w:val="0000EE"/>
-            <w:u w:val="single"/>
-          </w:rPr>
-          <w:t>Кол.3:12</w:t>
-        </w:r>
-      </w:hyperlink>
+      <w:r>
+        <w:rPr>
+          <w:lang w:val="ru_RU" w:bidi="ru_RU"/>
+        </w:rPr>
+        <w:t>Кол.3:12</w:t>
+      </w:r>
       <w:r>
         <w:rPr>
           <w:lang w:val="ru_RU" w:bidi="ru_RU"/>
         </w:rPr>
         <w:t xml:space="preserve">; </w:t>
       </w:r>
-      <w:hyperlink r:id="rId26">
-        <w:r>
-          <w:rPr>
-            <w:lang w:val="ru_RU" w:bidi="ru_RU"/>
-          </w:rPr>
-          <w:rPr>
-            <w:color w:val="0000EE"/>
-            <w:u w:val="single"/>
-          </w:rPr>
-          <w:t>1Фес.1:4</w:t>
-        </w:r>
-      </w:hyperlink>
+      <w:r>
+        <w:rPr>
+          <w:lang w:val="ru_RU" w:bidi="ru_RU"/>
+        </w:rPr>
+        <w:t>1Фес.1:4</w:t>
+      </w:r>
       <w:r>
         <w:rPr>
           <w:lang w:val="ru_RU" w:bidi="ru_RU"/>
         </w:rPr>
         <w:t xml:space="preserve">; </w:t>
       </w:r>
-      <w:hyperlink r:id="rId27">
-        <w:r>
-          <w:rPr>
-            <w:lang w:val="ru_RU" w:bidi="ru_RU"/>
-          </w:rPr>
-          <w:rPr>
-            <w:color w:val="0000EE"/>
-            <w:u w:val="single"/>
-          </w:rPr>
-          <w:t>2Тим.2:10</w:t>
-        </w:r>
-      </w:hyperlink>
+      <w:r>
+        <w:rPr>
+          <w:lang w:val="ru_RU" w:bidi="ru_RU"/>
+        </w:rPr>
+        <w:t>2Тим.2:10</w:t>
+      </w:r>
       <w:r>
         <w:rPr>
           <w:lang w:val="ru_RU" w:bidi="ru_RU"/>
         </w:rPr>
         <w:t xml:space="preserve">; </w:t>
       </w:r>
-      <w:hyperlink r:id="rId28">
-        <w:r>
-          <w:rPr>
-            <w:lang w:val="ru_RU" w:bidi="ru_RU"/>
-          </w:rPr>
-          <w:rPr>
-            <w:color w:val="0000EE"/>
-            <w:u w:val="single"/>
-          </w:rPr>
-          <w:t>Тит.1:1</w:t>
-        </w:r>
-      </w:hyperlink>
+      <w:r>
+        <w:rPr>
+          <w:lang w:val="ru_RU" w:bidi="ru_RU"/>
+        </w:rPr>
+        <w:t>Тит.1:1</w:t>
+      </w:r>
       <w:r>
         <w:rPr>
           <w:lang w:val="ru_RU" w:bidi="ru_RU"/>
         </w:rPr>
         <w:t xml:space="preserve">; </w:t>
       </w:r>
-      <w:hyperlink r:id="rId29">
-        <w:r>
-          <w:rPr>
-            <w:lang w:val="ru_RU" w:bidi="ru_RU"/>
-          </w:rPr>
-          <w:rPr>
-            <w:color w:val="0000EE"/>
-            <w:u w:val="single"/>
-          </w:rPr>
-          <w:t>1Пет.1:1–2</w:t>
-        </w:r>
-      </w:hyperlink>
+      <w:r>
+        <w:rPr>
+          <w:lang w:val="ru_RU" w:bidi="ru_RU"/>
+        </w:rPr>
+        <w:t>1Пет.1:1–2</w:t>
+      </w:r>
       <w:r>
         <w:rPr>
           <w:lang w:val="ru_RU" w:bidi="ru_RU"/>
         </w:rPr>
         <w:t xml:space="preserve">; </w:t>
       </w:r>
-      <w:hyperlink r:id="rId30">
-        <w:r>
-          <w:rPr>
-            <w:lang w:val="ru_RU" w:bidi="ru_RU"/>
-          </w:rPr>
-          <w:rPr>
-            <w:color w:val="0000EE"/>
-            <w:u w:val="single"/>
-          </w:rPr>
-          <w:t>2Пет.1:10</w:t>
-        </w:r>
-      </w:hyperlink>
+      <w:r>
+        <w:rPr>
+          <w:lang w:val="ru_RU" w:bidi="ru_RU"/>
+        </w:rPr>
+        <w:t>2Пет.1:10</w:t>
+      </w:r>
       <w:r>
         <w:rPr>
           <w:lang w:val="ru_RU" w:bidi="ru_RU"/>
         </w:rPr>
         <w:t xml:space="preserve">; </w:t>
       </w:r>
-      <w:hyperlink r:id="rId31">
-        <w:r>
-          <w:rPr>
-            <w:lang w:val="ru_RU" w:bidi="ru_RU"/>
-          </w:rPr>
-          <w:rPr>
-            <w:color w:val="0000EE"/>
-            <w:u w:val="single"/>
-          </w:rPr>
-          <w:t>Откр.17:14</w:t>
-        </w:r>
-      </w:hyperlink>
+      <w:r>
+        <w:rPr>
+          <w:lang w:val="ru_RU" w:bidi="ru_RU"/>
+        </w:rPr>
+        <w:t>Откр.17:14</w:t>
+      </w:r>
       <w:r>
         <w:rPr>
           <w:lang w:val="ru_RU" w:bidi="ru_RU"/>
         </w:rPr>
         <w:t xml:space="preserve">; ср. </w:t>
       </w:r>
-      <w:hyperlink r:id="rId32">
-        <w:r>
-          <w:rPr>
-            <w:lang w:val="ru_RU" w:bidi="ru_RU"/>
-          </w:rPr>
-          <w:rPr>
-            <w:color w:val="0000EE"/>
-            <w:u w:val="single"/>
-          </w:rPr>
-          <w:t>Рим.16:13</w:t>
-        </w:r>
-      </w:hyperlink>
+      <w:r>
+        <w:rPr>
+          <w:lang w:val="ru_RU" w:bidi="ru_RU"/>
+        </w:rPr>
+        <w:t>Рим.16:13</w:t>
+      </w:r>
       <w:r>
         <w:rPr>
           <w:lang w:val="ru_RU" w:bidi="ru_RU"/>
         </w:rPr>
         <w:t xml:space="preserve"> и </w:t>
       </w:r>
-      <w:hyperlink r:id="rId33">
-        <w:r>
-          <w:rPr>
-            <w:lang w:val="ru_RU" w:bidi="ru_RU"/>
-          </w:rPr>
-          <w:rPr>
-            <w:color w:val="0000EE"/>
-            <w:u w:val="single"/>
-          </w:rPr>
-          <w:t>2Ин.1:13</w:t>
-        </w:r>
-      </w:hyperlink>
+      <w:r>
+        <w:rPr>
+          <w:lang w:val="ru_RU" w:bidi="ru_RU"/>
+        </w:rPr>
+        <w:t>2Ин.1:13</w:t>
+      </w:r>
       <w:r>
         <w:rPr>
           <w:lang w:val="ru_RU" w:bidi="ru_RU"/>
@@ -695,54 +569,36 @@
         </w:rPr>
         <w:t>Само слово «избрание» подчёркивает, что принадлежность к Божьему народу обусловлена Божьей инициативой, предпринятой ещё до начала времён, эта инициатива предшествовала всем человеческим действиям (</w:t>
       </w:r>
-      <w:hyperlink r:id="rId34">
-        <w:r>
-          <w:rPr>
-            <w:lang w:val="ru_RU" w:bidi="ru_RU"/>
-          </w:rPr>
-          <w:rPr>
-            <w:color w:val="0000EE"/>
-            <w:u w:val="single"/>
-          </w:rPr>
-          <w:t>Еф.1:4</w:t>
-        </w:r>
-      </w:hyperlink>
+      <w:r>
+        <w:rPr>
+          <w:lang w:val="ru_RU" w:bidi="ru_RU"/>
+        </w:rPr>
+        <w:t>Еф.1:4</w:t>
+      </w:r>
       <w:r>
         <w:rPr>
           <w:lang w:val="ru_RU" w:bidi="ru_RU"/>
         </w:rPr>
         <w:t xml:space="preserve">; ср. </w:t>
       </w:r>
-      <w:hyperlink r:id="rId35">
-        <w:r>
-          <w:rPr>
-            <w:lang w:val="ru_RU" w:bidi="ru_RU"/>
-          </w:rPr>
-          <w:rPr>
-            <w:color w:val="0000EE"/>
-            <w:u w:val="single"/>
-          </w:rPr>
-          <w:t>Ин.15:16, 19</w:t>
-        </w:r>
-      </w:hyperlink>
+      <w:r>
+        <w:rPr>
+          <w:lang w:val="ru_RU" w:bidi="ru_RU"/>
+        </w:rPr>
+        <w:t>Ин.15:16, 19</w:t>
+      </w:r>
       <w:r>
         <w:rPr>
           <w:lang w:val="ru_RU" w:bidi="ru_RU"/>
         </w:rPr>
         <w:t>). Именно Бог призвал людей стать Его народом, и те, кто откликается на этот призыв, становятся избранными. Божье призвание не зависит ни от добрых дел, совершаемых людьми, ни от человеческих заслуг. Действительно, Бог избирает «немудрое мира, чтобы посрамить мудрых, и немощное мира, чтобы посрамить сильное, и незнатное мира и уничижённое и ничего не значащее, чтобы упразднить значащее» (</w:t>
       </w:r>
-      <w:hyperlink r:id="rId36">
-        <w:r>
-          <w:rPr>
-            <w:lang w:val="ru_RU" w:bidi="ru_RU"/>
-          </w:rPr>
-          <w:rPr>
-            <w:color w:val="0000EE"/>
-            <w:u w:val="single"/>
-          </w:rPr>
-          <w:t>1Кор.1:27–28</w:t>
-        </w:r>
-      </w:hyperlink>
+      <w:r>
+        <w:rPr>
+          <w:lang w:val="ru_RU" w:bidi="ru_RU"/>
+        </w:rPr>
+        <w:t>1Кор.1:27–28</w:t>
+      </w:r>
       <w:r>
         <w:rPr>
           <w:lang w:val="ru_RU" w:bidi="ru_RU"/>
@@ -763,54 +619,36 @@
         </w:rPr>
         <w:t>Божьи избранники ̶ это привилегированный люди. Поскольку теперь у них есть Бог, Который поддерживает их, никто не может выдвинуть против них никаких обвинений, которые могли бы привести к Божьему осуждению (</w:t>
       </w:r>
-      <w:hyperlink r:id="rId24">
-        <w:r>
-          <w:rPr>
-            <w:lang w:val="ru_RU" w:bidi="ru_RU"/>
-          </w:rPr>
-          <w:rPr>
-            <w:color w:val="0000EE"/>
-            <w:u w:val="single"/>
-          </w:rPr>
-          <w:t>Рим.8:33</w:t>
-        </w:r>
-      </w:hyperlink>
+      <w:r>
+        <w:rPr>
+          <w:lang w:val="ru_RU" w:bidi="ru_RU"/>
+        </w:rPr>
+        <w:t>Рим.8:33</w:t>
+      </w:r>
       <w:r>
         <w:rPr>
           <w:lang w:val="ru_RU" w:bidi="ru_RU"/>
         </w:rPr>
         <w:t>). Эти избранники являются царственным священством и Божьими слугами, имеющими право доступа к Нему (</w:t>
       </w:r>
-      <w:hyperlink r:id="rId19">
-        <w:r>
-          <w:rPr>
-            <w:lang w:val="ru_RU" w:bidi="ru_RU"/>
-          </w:rPr>
-          <w:rPr>
-            <w:color w:val="0000EE"/>
-            <w:u w:val="single"/>
-          </w:rPr>
-          <w:t>1Пет.2:9</w:t>
-        </w:r>
-      </w:hyperlink>
+      <w:r>
+        <w:rPr>
+          <w:lang w:val="ru_RU" w:bidi="ru_RU"/>
+        </w:rPr>
+        <w:t>1Пет.2:9</w:t>
+      </w:r>
       <w:r>
         <w:rPr>
           <w:lang w:val="ru_RU" w:bidi="ru_RU"/>
         </w:rPr>
         <w:t>). Именно ради них апостолы терпели лишения и страдания, чтобы они могли насладиться грядущим спасением и вечной славой (</w:t>
       </w:r>
-      <w:hyperlink r:id="rId27">
-        <w:r>
-          <w:rPr>
-            <w:lang w:val="ru_RU" w:bidi="ru_RU"/>
-          </w:rPr>
-          <w:rPr>
-            <w:color w:val="0000EE"/>
-            <w:u w:val="single"/>
-          </w:rPr>
-          <w:t>2Тим.2:10</w:t>
-        </w:r>
-      </w:hyperlink>
+      <w:r>
+        <w:rPr>
+          <w:lang w:val="ru_RU" w:bidi="ru_RU"/>
+        </w:rPr>
+        <w:t>2Тим.2:10</w:t>
+      </w:r>
       <w:r>
         <w:rPr>
           <w:lang w:val="ru_RU" w:bidi="ru_RU"/>
@@ -831,72 +669,48 @@
         </w:rPr>
         <w:t>Избранных отличает их вера в Бога (</w:t>
       </w:r>
-      <w:hyperlink r:id="rId28">
-        <w:r>
-          <w:rPr>
-            <w:lang w:val="ru_RU" w:bidi="ru_RU"/>
-          </w:rPr>
-          <w:rPr>
-            <w:color w:val="0000EE"/>
-            <w:u w:val="single"/>
-          </w:rPr>
-          <w:t>Втор.1:1</w:t>
-        </w:r>
-      </w:hyperlink>
+      <w:r>
+        <w:rPr>
+          <w:lang w:val="ru_RU" w:bidi="ru_RU"/>
+        </w:rPr>
+        <w:t>Втор.1:1</w:t>
+      </w:r>
       <w:r>
         <w:rPr>
           <w:lang w:val="ru_RU" w:bidi="ru_RU"/>
         </w:rPr>
         <w:t>), и они призваны проявлять характер, присущий Божьему народу (</w:t>
       </w:r>
-      <w:hyperlink r:id="rId25">
-        <w:r>
-          <w:rPr>
-            <w:lang w:val="ru_RU" w:bidi="ru_RU"/>
-          </w:rPr>
-          <w:rPr>
-            <w:color w:val="0000EE"/>
-            <w:u w:val="single"/>
-          </w:rPr>
-          <w:t>Кол.3:12</w:t>
-        </w:r>
-      </w:hyperlink>
+      <w:r>
+        <w:rPr>
+          <w:lang w:val="ru_RU" w:bidi="ru_RU"/>
+        </w:rPr>
+        <w:t>Кол.3:12</w:t>
+      </w:r>
       <w:r>
         <w:rPr>
           <w:lang w:val="ru_RU" w:bidi="ru_RU"/>
         </w:rPr>
         <w:t>). Они должны твёрдо держаться своего призвания и избрания, то есть своим образом жизни они должны показать, что принадлежат Богу (</w:t>
       </w:r>
-      <w:hyperlink r:id="rId30">
-        <w:r>
-          <w:rPr>
-            <w:lang w:val="ru_RU" w:bidi="ru_RU"/>
-          </w:rPr>
-          <w:rPr>
-            <w:color w:val="0000EE"/>
-            <w:u w:val="single"/>
-          </w:rPr>
-          <w:t>2Пет.1:10</w:t>
-        </w:r>
-      </w:hyperlink>
+      <w:r>
+        <w:rPr>
+          <w:lang w:val="ru_RU" w:bidi="ru_RU"/>
+        </w:rPr>
+        <w:t>2Пет.1:10</w:t>
+      </w:r>
       <w:r>
         <w:rPr>
           <w:lang w:val="ru_RU" w:bidi="ru_RU"/>
         </w:rPr>
         <w:t>). Они должны хранить верность Тому, Кто призвал их (</w:t>
       </w:r>
-      <w:hyperlink r:id="rId31">
-        <w:r>
-          <w:rPr>
-            <w:lang w:val="ru_RU" w:bidi="ru_RU"/>
-          </w:rPr>
-          <w:rPr>
-            <w:color w:val="0000EE"/>
-            <w:u w:val="single"/>
-          </w:rPr>
-          <w:t>Откр.17:14</w:t>
-        </w:r>
-      </w:hyperlink>
+      <w:r>
+        <w:rPr>
+          <w:lang w:val="ru_RU" w:bidi="ru_RU"/>
+        </w:rPr>
+        <w:t>Откр.17:14</w:t>
+      </w:r>
       <w:r>
         <w:rPr>
           <w:lang w:val="ru_RU" w:bidi="ru_RU"/>
@@ -917,36 +731,24 @@
         </w:rPr>
         <w:t xml:space="preserve">Связь между Божьим призывом и человеческим откликом показана в </w:t>
       </w:r>
-      <w:hyperlink r:id="rId37">
-        <w:r>
-          <w:rPr>
-            <w:lang w:val="ru_RU" w:bidi="ru_RU"/>
-          </w:rPr>
-          <w:rPr>
-            <w:color w:val="0000EE"/>
-            <w:u w:val="single"/>
-          </w:rPr>
-          <w:t>Мф.22:14</w:t>
-        </w:r>
-      </w:hyperlink>
+      <w:r>
+        <w:rPr>
+          <w:lang w:val="ru_RU" w:bidi="ru_RU"/>
+        </w:rPr>
+        <w:t>Мф.22:14</w:t>
+      </w:r>
       <w:r>
         <w:rPr>
           <w:lang w:val="ru_RU" w:bidi="ru_RU"/>
         </w:rPr>
         <w:t>: «Ибо много званых, а мало избранных». Хотя Бог призывает многих через Евангелие, лишь некоторые откликаются на Его призыв и становятся Его избранниками. Это место Писания не проливает света на тайну того, почему только некоторые люди становятся Божьими избранниками. Несомненно, когда человек отвечает на Божий призыв, это происходит по той причине, что Евангелие приходит к нему «в силе и во Святом Духе и со многим удостоверением» (</w:t>
       </w:r>
-      <w:hyperlink r:id="rId38">
-        <w:r>
-          <w:rPr>
-            <w:lang w:val="ru_RU" w:bidi="ru_RU"/>
-          </w:rPr>
-          <w:rPr>
-            <w:color w:val="0000EE"/>
-            <w:u w:val="single"/>
-          </w:rPr>
-          <w:t>1Фес.1:4–5</w:t>
-        </w:r>
-      </w:hyperlink>
+      <w:r>
+        <w:rPr>
+          <w:lang w:val="ru_RU" w:bidi="ru_RU"/>
+        </w:rPr>
+        <w:t>1Фес.1:4–5</w:t>
+      </w:r>
       <w:r>
         <w:rPr>
           <w:lang w:val="ru_RU" w:bidi="ru_RU"/>
@@ -967,126 +769,84 @@
         </w:rPr>
         <w:t>Слово «избрание» также может употребляться для описания того, как Бог выбирает людей для служения Ему. За Иисусом следовало множество народа, но Он выбрал Себе 12 учеников (</w:t>
       </w:r>
-      <w:hyperlink r:id="rId39">
-        <w:r>
-          <w:rPr>
-            <w:lang w:val="ru_RU" w:bidi="ru_RU"/>
-          </w:rPr>
-          <w:rPr>
-            <w:color w:val="0000EE"/>
-            <w:u w:val="single"/>
-          </w:rPr>
-          <w:t>Лк.6:13</w:t>
-        </w:r>
-      </w:hyperlink>
+      <w:r>
+        <w:rPr>
+          <w:lang w:val="ru_RU" w:bidi="ru_RU"/>
+        </w:rPr>
+        <w:t>Лк.6:13</w:t>
+      </w:r>
       <w:r>
         <w:rPr>
           <w:lang w:val="ru_RU" w:bidi="ru_RU"/>
         </w:rPr>
         <w:t xml:space="preserve">; </w:t>
       </w:r>
-      <w:hyperlink r:id="rId40">
-        <w:r>
-          <w:rPr>
-            <w:lang w:val="ru_RU" w:bidi="ru_RU"/>
-          </w:rPr>
-          <w:rPr>
-            <w:color w:val="0000EE"/>
-            <w:u w:val="single"/>
-          </w:rPr>
-          <w:t>Деян.1:2</w:t>
-        </w:r>
-      </w:hyperlink>
+      <w:r>
+        <w:rPr>
+          <w:lang w:val="ru_RU" w:bidi="ru_RU"/>
+        </w:rPr>
+        <w:t>Деян.1:2</w:t>
+      </w:r>
       <w:r>
         <w:rPr>
           <w:lang w:val="ru_RU" w:bidi="ru_RU"/>
         </w:rPr>
         <w:t>). Эта же мысль появляется в Евангелии от Иоанна; Иисус сказал, что хотя он избрал Двенадцать, один из них оказался дьяволом (</w:t>
       </w:r>
-      <w:hyperlink r:id="rId41">
-        <w:r>
-          <w:rPr>
-            <w:lang w:val="ru_RU" w:bidi="ru_RU"/>
-          </w:rPr>
-          <w:rPr>
-            <w:color w:val="0000EE"/>
-            <w:u w:val="single"/>
-          </w:rPr>
-          <w:t>Ин.6:70</w:t>
-        </w:r>
-      </w:hyperlink>
+      <w:r>
+        <w:rPr>
+          <w:lang w:val="ru_RU" w:bidi="ru_RU"/>
+        </w:rPr>
+        <w:t>Ин.6:70</w:t>
+      </w:r>
       <w:r>
         <w:rPr>
           <w:lang w:val="ru_RU" w:bidi="ru_RU"/>
         </w:rPr>
         <w:t xml:space="preserve">; </w:t>
       </w:r>
-      <w:hyperlink r:id="rId42">
-        <w:r>
-          <w:rPr>
-            <w:lang w:val="ru_RU" w:bidi="ru_RU"/>
-          </w:rPr>
-          <w:rPr>
-            <w:color w:val="0000EE"/>
-            <w:u w:val="single"/>
-          </w:rPr>
-          <w:t>13:18</w:t>
-        </w:r>
-      </w:hyperlink>
+      <w:r>
+        <w:rPr>
+          <w:lang w:val="ru_RU" w:bidi="ru_RU"/>
+        </w:rPr>
+        <w:t>13:18</w:t>
+      </w:r>
       <w:r>
         <w:rPr>
           <w:lang w:val="ru_RU" w:bidi="ru_RU"/>
         </w:rPr>
         <w:t>). Когда потребовалось найти того, кто бы заменил Иуду, церковь помолилась Иисусу и попросила Его показать, кого из двоих подходящих кандидатов Он изберёт, чтобы занять место среди Двенадцати (</w:t>
       </w:r>
-      <w:hyperlink r:id="rId43">
-        <w:r>
-          <w:rPr>
-            <w:lang w:val="ru_RU" w:bidi="ru_RU"/>
-          </w:rPr>
-          <w:rPr>
-            <w:color w:val="0000EE"/>
-            <w:u w:val="single"/>
-          </w:rPr>
-          <w:t>Деян.1:24</w:t>
-        </w:r>
-      </w:hyperlink>
+      <w:r>
+        <w:rPr>
+          <w:lang w:val="ru_RU" w:bidi="ru_RU"/>
+        </w:rPr>
+        <w:t>Деян.1:24</w:t>
+      </w:r>
       <w:r>
         <w:rPr>
           <w:lang w:val="ru_RU" w:bidi="ru_RU"/>
         </w:rPr>
         <w:t>). Пётр объясняет свою проповедь Евангелия среди язычников тем, что это Бог избрал его для этой цели (</w:t>
       </w:r>
-      <w:hyperlink r:id="rId44">
-        <w:r>
-          <w:rPr>
-            <w:lang w:val="ru_RU" w:bidi="ru_RU"/>
-          </w:rPr>
-          <w:rPr>
-            <w:color w:val="0000EE"/>
-            <w:u w:val="single"/>
-          </w:rPr>
-          <w:t>15:7</w:t>
-        </w:r>
-      </w:hyperlink>
+      <w:r>
+        <w:rPr>
+          <w:lang w:val="ru_RU" w:bidi="ru_RU"/>
+        </w:rPr>
+        <w:t>15:7</w:t>
+      </w:r>
       <w:r>
         <w:rPr>
           <w:lang w:val="ru_RU" w:bidi="ru_RU"/>
         </w:rPr>
         <w:t>). Подобным образом и Павел был избранным инструментом для Божьего служения язычникам (</w:t>
       </w:r>
-      <w:hyperlink r:id="rId45">
-        <w:r>
-          <w:rPr>
-            <w:lang w:val="ru_RU" w:bidi="ru_RU"/>
-          </w:rPr>
-          <w:rPr>
-            <w:color w:val="0000EE"/>
-            <w:u w:val="single"/>
-          </w:rPr>
-          <w:t>9:15</w:t>
-        </w:r>
-      </w:hyperlink>
+      <w:r>
+        <w:rPr>
+          <w:lang w:val="ru_RU" w:bidi="ru_RU"/>
+        </w:rPr>
+        <w:t>9:15</w:t>
+      </w:r>
       <w:r>
         <w:rPr>
           <w:lang w:val="ru_RU" w:bidi="ru_RU"/>
